--- a/tests/testdata/excel/Word/本文以外.docx
+++ b/tests/testdata/excel/Word/本文以外.docx
@@ -10,7 +10,7 @@
         <mc:AlternateContent>
           <mc:Choice Requires="wps">
             <w:drawing>
-              <wp:anchor distT="0" distB="0" distL="114300" distR="114300" simplePos="0" relativeHeight="251660288" behindDoc="0" locked="0" layoutInCell="1" allowOverlap="1" wp14:anchorId="0CF21ED2" wp14:editId="25A00F4E">
+              <wp:anchor distT="0" distB="0" distL="114300" distR="114300" simplePos="0" relativeHeight="251660288" behindDoc="0" locked="0" layoutInCell="1" allowOverlap="1" wp14:anchorId="70B6DE3E" wp14:editId="43C0BAB7">
                 <wp:simplePos x="0" y="0"/>
                 <wp:positionH relativeFrom="column">
                   <wp:posOffset>189865</wp:posOffset>
@@ -21,7 +21,7 @@
                 <wp:extent cx="3810000" cy="508000"/>
                 <wp:effectExtent l="0" t="0" r="19050" b="25400"/>
                 <wp:wrapNone/>
-                <wp:docPr id="1323887431" name="正方形/長方形 2" descr="TC20 代替テキスト"/>
+                <wp:docPr id="1832126745" name="正方形/長方形 2" descr="TC20 代替テキスト"/>
                 <wp:cNvGraphicFramePr/>
                 <a:graphic xmlns:a="http://schemas.openxmlformats.org/drawingml/2006/main">
                   <a:graphicData uri="http://schemas.microsoft.com/office/word/2010/wordprocessingShape">
@@ -78,7 +78,7 @@
           </mc:Choice>
           <mc:Fallback>
             <w:pict>
-              <v:rect w14:anchorId="0CF21ED2" id="正方形/長方形 2" o:spid="_x0000_s1026" alt="TC20 代替テキスト" style="position:absolute;margin-left:14.95pt;margin-top:360.75pt;width:300pt;height:40pt;z-index:251660288;visibility:visible;mso-wrap-style:square;mso-wrap-distance-left:9pt;mso-wrap-distance-top:0;mso-wrap-distance-right:9pt;mso-wrap-distance-bottom:0;mso-position-horizontal:absolute;mso-position-horizontal-relative:text;mso-position-vertical:absolute;mso-position-vertical-relative:text;v-text-anchor:middle" o:gfxdata="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" fillcolor="#156082 [3204]" strokecolor="#030e13 [484]" strokeweight="1.5pt">
+              <v:rect w14:anchorId="70B6DE3E" id="正方形/長方形 2" o:spid="_x0000_s1026" alt="TC20 代替テキスト" style="position:absolute;margin-left:14.95pt;margin-top:360.75pt;width:300pt;height:40pt;z-index:251660288;visibility:visible;mso-wrap-style:square;mso-wrap-distance-left:9pt;mso-wrap-distance-top:0;mso-wrap-distance-right:9pt;mso-wrap-distance-bottom:0;mso-position-horizontal:absolute;mso-position-horizontal-relative:text;mso-position-vertical:absolute;mso-position-vertical-relative:text;v-text-anchor:middle" o:gfxdata="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" fillcolor="#156082 [3204]" strokecolor="#030e13 [484]" strokeweight="1.5pt">
                 <v:textbox>
                   <w:txbxContent>
                     <w:p>
@@ -103,7 +103,7 @@
         <mc:AlternateContent>
           <mc:Choice Requires="wps">
             <w:drawing>
-              <wp:anchor distT="0" distB="0" distL="114300" distR="114300" simplePos="0" relativeHeight="251659264" behindDoc="0" locked="0" layoutInCell="1" allowOverlap="1" wp14:anchorId="3090B5AA" wp14:editId="0B9A19E8">
+              <wp:anchor distT="0" distB="0" distL="114300" distR="114300" simplePos="0" relativeHeight="251659264" behindDoc="0" locked="0" layoutInCell="1" allowOverlap="1" wp14:anchorId="4C346941" wp14:editId="21F26DB3">
                 <wp:simplePos x="0" y="0"/>
                 <wp:positionH relativeFrom="column">
                   <wp:posOffset>189865</wp:posOffset>
@@ -114,7 +114,7 @@
                 <wp:extent cx="3810000" cy="508000"/>
                 <wp:effectExtent l="0" t="0" r="19050" b="25400"/>
                 <wp:wrapNone/>
-                <wp:docPr id="604471483" name="テキスト ボックス 1"/>
+                <wp:docPr id="667728355" name="テキスト ボックス 1"/>
                 <wp:cNvGraphicFramePr/>
                 <a:graphic xmlns:a="http://schemas.openxmlformats.org/drawingml/2006/main">
                   <a:graphicData uri="http://schemas.microsoft.com/office/word/2010/wordprocessingShape">
@@ -158,7 +158,7 @@
           </mc:Choice>
           <mc:Fallback>
             <w:pict>
-              <v:shapetype w14:anchorId="3090B5AA" id="_x0000_t202" coordsize="21600,21600" o:spt="202" path="m,l,21600r21600,l21600,xe">
+              <v:shapetype w14:anchorId="4C346941" id="_x0000_t202" coordsize="21600,21600" o:spt="202" path="m,l,21600r21600,l21600,xe">
                 <v:stroke joinstyle="miter"/>
                 <v:path gradientshapeok="t" o:connecttype="rect"/>
               </v:shapetype>
@@ -300,7 +300,7 @@
 
 <file path=word/comments.xml><?xml version="1.0" encoding="utf-8"?>
 <w:comments xmlns:wpc="http://schemas.microsoft.com/office/word/2010/wordprocessingCanvas" xmlns:cx="http://schemas.microsoft.com/office/drawing/2014/chartex" xmlns:cx1="http://schemas.microsoft.com/office/drawing/2015/9/8/chartex" xmlns:cx2="http://schemas.microsoft.com/office/drawing/2015/10/21/chartex" xmlns:cx3="http://schemas.microsoft.com/office/drawing/2016/5/9/chartex" xmlns:cx4="http://schemas.microsoft.com/office/drawing/2016/5/10/chartex" xmlns:cx5="http://schemas.microsoft.com/office/drawing/2016/5/11/chartex" xmlns:cx6="http://schemas.microsoft.com/office/drawing/2016/5/12/chartex" xmlns:cx7="http://schemas.microsoft.com/office/drawing/2016/5/13/chartex" xmlns:cx8="http://schemas.microsoft.com/office/drawing/2016/5/14/chartex" xmlns:mc="http://schemas.openxmlformats.org/markup-compatibility/2006" xmlns:aink="http://schemas.microsoft.com/office/drawing/2016/ink" xmlns:am3d="http://schemas.microsoft.com/office/drawing/2017/model3d" xmlns:o="urn:schemas-microsoft-com:office:office" xmlns:oel="http://schemas.microsoft.com/office/2019/extlst" xmlns:r="http://schemas.openxmlformats.org/officeDocument/2006/relationships" xmlns:m="http://schemas.openxmlformats.org/officeDocument/2006/math" xmlns:v="urn:schemas-microsoft-com:vml" xmlns:wp14="http://schemas.microsoft.com/office/word/2010/wordprocessingDrawing" xmlns:wp="http://schemas.openxmlformats.org/drawingml/2006/wordprocessingDrawing" xmlns:w10="urn:schemas-microsoft-com:office:word" xmlns:w="http://schemas.openxmlformats.org/wordprocessingml/2006/main" xmlns:w14="http://schemas.microsoft.com/office/word/2010/wordml" xmlns:w15="http://schemas.microsoft.com/office/word/2012/wordml" xmlns:w16cex="http://schemas.microsoft.com/office/word/2018/wordml/cex" xmlns:w16cid="http://schemas.microsoft.com/office/word/2016/wordml/cid" xmlns:w16="http://schemas.microsoft.com/office/word/2018/wordml" xmlns:w16du="http://schemas.microsoft.com/office/word/2023/wordml/word16du" xmlns:w16sdtdh="http://schemas.microsoft.com/office/word/2020/wordml/sdtdatahash" xmlns:w16sdtfl="http://schemas.microsoft.com/office/word/2024/wordml/sdtformatlock" xmlns:w16se="http://schemas.microsoft.com/office/word/2015/wordml/symex" xmlns:wpg="http://schemas.microsoft.com/office/word/2010/wordprocessingGroup" xmlns:wpi="http://schemas.microsoft.com/office/word/2010/wordprocessingInk" xmlns:wne="http://schemas.microsoft.com/office/word/2006/wordml" xmlns:wps="http://schemas.microsoft.com/office/word/2010/wordprocessingShape" mc:Ignorable="w14 w15 w16se w16cid w16 w16cex w16sdtdh w16sdtfl w16du wp14">
-  <w:comment w:id="0" w:author="test" w:date="2026-09-20T07:35:00Z" w:initials="t">
+  <w:comment w:id="0" w:author="test" w:date="2026-09-20T09:30:00Z" w:initials="t">
     <w:p>
       <w:pPr>
         <w:pStyle w:val="af1"/>
@@ -321,19 +321,19 @@
 
 <file path=word/commentsExtended.xml><?xml version="1.0" encoding="utf-8"?>
 <w15:commentsEx xmlns:wpc="http://schemas.microsoft.com/office/word/2010/wordprocessingCanvas" xmlns:cx="http://schemas.microsoft.com/office/drawing/2014/chartex" xmlns:cx1="http://schemas.microsoft.com/office/drawing/2015/9/8/chartex" xmlns:cx2="http://schemas.microsoft.com/office/drawing/2015/10/21/chartex" xmlns:cx3="http://schemas.microsoft.com/office/drawing/2016/5/9/chartex" xmlns:cx4="http://schemas.microsoft.com/office/drawing/2016/5/10/chartex" xmlns:cx5="http://schemas.microsoft.com/office/drawing/2016/5/11/chartex" xmlns:cx6="http://schemas.microsoft.com/office/drawing/2016/5/12/chartex" xmlns:cx7="http://schemas.microsoft.com/office/drawing/2016/5/13/chartex" xmlns:cx8="http://schemas.microsoft.com/office/drawing/2016/5/14/chartex" xmlns:mc="http://schemas.openxmlformats.org/markup-compatibility/2006" xmlns:aink="http://schemas.microsoft.com/office/drawing/2016/ink" xmlns:am3d="http://schemas.microsoft.com/office/drawing/2017/model3d" xmlns:o="urn:schemas-microsoft-com:office:office" xmlns:oel="http://schemas.microsoft.com/office/2019/extlst" xmlns:r="http://schemas.openxmlformats.org/officeDocument/2006/relationships" xmlns:m="http://schemas.openxmlformats.org/officeDocument/2006/math" xmlns:v="urn:schemas-microsoft-com:vml" xmlns:wp14="http://schemas.microsoft.com/office/word/2010/wordprocessingDrawing" xmlns:wp="http://schemas.openxmlformats.org/drawingml/2006/wordprocessingDrawing" xmlns:w10="urn:schemas-microsoft-com:office:word" xmlns:w="http://schemas.openxmlformats.org/wordprocessingml/2006/main" xmlns:w14="http://schemas.microsoft.com/office/word/2010/wordml" xmlns:w15="http://schemas.microsoft.com/office/word/2012/wordml" xmlns:w16cex="http://schemas.microsoft.com/office/word/2018/wordml/cex" xmlns:w16cid="http://schemas.microsoft.com/office/word/2016/wordml/cid" xmlns:w16="http://schemas.microsoft.com/office/word/2018/wordml" xmlns:w16du="http://schemas.microsoft.com/office/word/2023/wordml/word16du" xmlns:w16sdtdh="http://schemas.microsoft.com/office/word/2020/wordml/sdtdatahash" xmlns:w16sdtfl="http://schemas.microsoft.com/office/word/2024/wordml/sdtformatlock" xmlns:w16se="http://schemas.microsoft.com/office/word/2015/wordml/symex" xmlns:wpg="http://schemas.microsoft.com/office/word/2010/wordprocessingGroup" xmlns:wpi="http://schemas.microsoft.com/office/word/2010/wordprocessingInk" xmlns:wne="http://schemas.microsoft.com/office/word/2006/wordml" xmlns:wps="http://schemas.microsoft.com/office/word/2010/wordprocessingShape" mc:Ignorable="w14 w15 w16se w16cid w16 w16cex w16sdtdh w16sdtfl w16du wp14">
-  <w15:commentEx w15:paraId="1A578C5A" w15:done="0"/>
+  <w15:commentEx w15:paraId="247A10F8" w15:done="0"/>
 </w15:commentsEx>
 </file>
 
 <file path=word/commentsExtensible.xml><?xml version="1.0" encoding="utf-8"?>
 <w16cex:commentsExtensible xmlns:wpc="http://schemas.microsoft.com/office/word/2010/wordprocessingCanvas" xmlns:cx="http://schemas.microsoft.com/office/drawing/2014/chartex" xmlns:cx1="http://schemas.microsoft.com/office/drawing/2015/9/8/chartex" xmlns:cx2="http://schemas.microsoft.com/office/drawing/2015/10/21/chartex" xmlns:cx3="http://schemas.microsoft.com/office/drawing/2016/5/9/chartex" xmlns:cx4="http://schemas.microsoft.com/office/drawing/2016/5/10/chartex" xmlns:cx5="http://schemas.microsoft.com/office/drawing/2016/5/11/chartex" xmlns:cx6="http://schemas.microsoft.com/office/drawing/2016/5/12/chartex" xmlns:cx7="http://schemas.microsoft.com/office/drawing/2016/5/13/chartex" xmlns:cx8="http://schemas.microsoft.com/office/drawing/2016/5/14/chartex" xmlns:cr="http://schemas.microsoft.com/office/comments/2020/reactions" xmlns:mc="http://schemas.openxmlformats.org/markup-compatibility/2006" xmlns:aink="http://schemas.microsoft.com/office/drawing/2016/ink" xmlns:am3d="http://schemas.microsoft.com/office/drawing/2017/model3d" xmlns:o="urn:schemas-microsoft-com:office:office" xmlns:oel="http://schemas.microsoft.com/office/2019/extlst" xmlns:r="http://schemas.openxmlformats.org/officeDocument/2006/relationships" xmlns:m="http://schemas.openxmlformats.org/officeDocument/2006/math" xmlns:v="urn:schemas-microsoft-com:vml" xmlns:wp14="http://schemas.microsoft.com/office/word/2010/wordprocessingDrawing" xmlns:wp="http://schemas.openxmlformats.org/drawingml/2006/wordprocessingDrawing" xmlns:w10="urn:schemas-microsoft-com:office:word" xmlns:w="http://schemas.openxmlformats.org/wordprocessingml/2006/main" xmlns:w14="http://schemas.microsoft.com/office/word/2010/wordml" xmlns:w15="http://schemas.microsoft.com/office/word/2012/wordml" xmlns:w16cex="http://schemas.microsoft.com/office/word/2018/wordml/cex" xmlns:w16cid="http://schemas.microsoft.com/office/word/2016/wordml/cid" xmlns:w16="http://schemas.microsoft.com/office/word/2018/wordml" xmlns:w16du="http://schemas.microsoft.com/office/word/2023/wordml/word16du" xmlns:w16sdtdh="http://schemas.microsoft.com/office/word/2020/wordml/sdtdatahash" xmlns:w16sdtfl="http://schemas.microsoft.com/office/word/2024/wordml/sdtformatlock" xmlns:w16se="http://schemas.microsoft.com/office/word/2015/wordml/symex" xmlns:wpg="http://schemas.microsoft.com/office/word/2010/wordprocessingGroup" xmlns:wpi="http://schemas.microsoft.com/office/word/2010/wordprocessingInk" xmlns:wne="http://schemas.microsoft.com/office/word/2006/wordml" xmlns:wps="http://schemas.microsoft.com/office/word/2010/wordprocessingShape" mc:Ignorable="w14 w15 w16se w16cid w16 w16cex w16sdtdh w16sdtfl cr w16du wp14">
-  <w16cex:commentExtensible w16cex:durableId="1BCB91C5" w16cex:dateUtc="2026-09-19T22:35:00Z"/>
+  <w16cex:commentExtensible w16cex:durableId="14B98833" w16cex:dateUtc="2026-09-20T00:30:00Z"/>
 </w16cex:commentsExtensible>
 </file>
 
 <file path=word/commentsIds.xml><?xml version="1.0" encoding="utf-8"?>
 <w16cid:commentsIds xmlns:wpc="http://schemas.microsoft.com/office/word/2010/wordprocessingCanvas" xmlns:cx="http://schemas.microsoft.com/office/drawing/2014/chartex" xmlns:cx1="http://schemas.microsoft.com/office/drawing/2015/9/8/chartex" xmlns:cx2="http://schemas.microsoft.com/office/drawing/2015/10/21/chartex" xmlns:cx3="http://schemas.microsoft.com/office/drawing/2016/5/9/chartex" xmlns:cx4="http://schemas.microsoft.com/office/drawing/2016/5/10/chartex" xmlns:cx5="http://schemas.microsoft.com/office/drawing/2016/5/11/chartex" xmlns:cx6="http://schemas.microsoft.com/office/drawing/2016/5/12/chartex" xmlns:cx7="http://schemas.microsoft.com/office/drawing/2016/5/13/chartex" xmlns:cx8="http://schemas.microsoft.com/office/drawing/2016/5/14/chartex" xmlns:mc="http://schemas.openxmlformats.org/markup-compatibility/2006" xmlns:aink="http://schemas.microsoft.com/office/drawing/2016/ink" xmlns:am3d="http://schemas.microsoft.com/office/drawing/2017/model3d" xmlns:o="urn:schemas-microsoft-com:office:office" xmlns:oel="http://schemas.microsoft.com/office/2019/extlst" xmlns:r="http://schemas.openxmlformats.org/officeDocument/2006/relationships" xmlns:m="http://schemas.openxmlformats.org/officeDocument/2006/math" xmlns:v="urn:schemas-microsoft-com:vml" xmlns:wp14="http://schemas.microsoft.com/office/word/2010/wordprocessingDrawing" xmlns:wp="http://schemas.openxmlformats.org/drawingml/2006/wordprocessingDrawing" xmlns:w10="urn:schemas-microsoft-com:office:word" xmlns:w="http://schemas.openxmlformats.org/wordprocessingml/2006/main" xmlns:w14="http://schemas.microsoft.com/office/word/2010/wordml" xmlns:w15="http://schemas.microsoft.com/office/word/2012/wordml" xmlns:w16cex="http://schemas.microsoft.com/office/word/2018/wordml/cex" xmlns:w16cid="http://schemas.microsoft.com/office/word/2016/wordml/cid" xmlns:w16="http://schemas.microsoft.com/office/word/2018/wordml" xmlns:w16du="http://schemas.microsoft.com/office/word/2023/wordml/word16du" xmlns:w16sdtdh="http://schemas.microsoft.com/office/word/2020/wordml/sdtdatahash" xmlns:w16sdtfl="http://schemas.microsoft.com/office/word/2024/wordml/sdtformatlock" xmlns:w16se="http://schemas.microsoft.com/office/word/2015/wordml/symex" xmlns:wpg="http://schemas.microsoft.com/office/word/2010/wordprocessingGroup" xmlns:wpi="http://schemas.microsoft.com/office/word/2010/wordprocessingInk" xmlns:wne="http://schemas.microsoft.com/office/word/2006/wordml" xmlns:wps="http://schemas.microsoft.com/office/word/2010/wordprocessingShape" mc:Ignorable="w14 w15 w16se w16cid w16 w16cex w16sdtdh w16sdtfl w16du wp14">
-  <w16cid:commentId w16cid:paraId="1A578C5A" w16cid:durableId="1BCB91C5"/>
+  <w16cid:commentId w16cid:paraId="247A10F8" w16cid:durableId="14B98833"/>
 </w16cid:commentsIds>
 </file>
 
@@ -894,7 +894,7 @@
     <w:link w:val="10"/>
     <w:uiPriority w:val="9"/>
     <w:qFormat/>
-    <w:rsid w:val="00585DF0"/>
+    <w:rsid w:val="00736B32"/>
     <w:pPr>
       <w:keepNext/>
       <w:keepLines/>
@@ -917,7 +917,7 @@
     <w:semiHidden/>
     <w:unhideWhenUsed/>
     <w:qFormat/>
-    <w:rsid w:val="00585DF0"/>
+    <w:rsid w:val="00736B32"/>
     <w:pPr>
       <w:keepNext/>
       <w:keepLines/>
@@ -940,7 +940,7 @@
     <w:semiHidden/>
     <w:unhideWhenUsed/>
     <w:qFormat/>
-    <w:rsid w:val="00585DF0"/>
+    <w:rsid w:val="00736B32"/>
     <w:pPr>
       <w:keepNext/>
       <w:keepLines/>
@@ -962,7 +962,7 @@
     <w:semiHidden/>
     <w:unhideWhenUsed/>
     <w:qFormat/>
-    <w:rsid w:val="00585DF0"/>
+    <w:rsid w:val="00736B32"/>
     <w:pPr>
       <w:keepNext/>
       <w:keepLines/>
@@ -983,7 +983,7 @@
     <w:semiHidden/>
     <w:unhideWhenUsed/>
     <w:qFormat/>
-    <w:rsid w:val="00585DF0"/>
+    <w:rsid w:val="00736B32"/>
     <w:pPr>
       <w:keepNext/>
       <w:keepLines/>
@@ -1005,7 +1005,7 @@
     <w:semiHidden/>
     <w:unhideWhenUsed/>
     <w:qFormat/>
-    <w:rsid w:val="00585DF0"/>
+    <w:rsid w:val="00736B32"/>
     <w:pPr>
       <w:keepNext/>
       <w:keepLines/>
@@ -1027,7 +1027,7 @@
     <w:semiHidden/>
     <w:unhideWhenUsed/>
     <w:qFormat/>
-    <w:rsid w:val="00585DF0"/>
+    <w:rsid w:val="00736B32"/>
     <w:pPr>
       <w:keepNext/>
       <w:keepLines/>
@@ -1049,7 +1049,7 @@
     <w:semiHidden/>
     <w:unhideWhenUsed/>
     <w:qFormat/>
-    <w:rsid w:val="00585DF0"/>
+    <w:rsid w:val="00736B32"/>
     <w:pPr>
       <w:keepNext/>
       <w:keepLines/>
@@ -1071,7 +1071,7 @@
     <w:semiHidden/>
     <w:unhideWhenUsed/>
     <w:qFormat/>
-    <w:rsid w:val="00585DF0"/>
+    <w:rsid w:val="00736B32"/>
     <w:pPr>
       <w:keepNext/>
       <w:keepLines/>
@@ -1116,7 +1116,7 @@
     <w:basedOn w:val="a0"/>
     <w:link w:val="1"/>
     <w:uiPriority w:val="9"/>
-    <w:rsid w:val="00585DF0"/>
+    <w:rsid w:val="00736B32"/>
     <w:rPr>
       <w:rFonts w:asciiTheme="majorHAnsi" w:eastAsiaTheme="majorEastAsia" w:hAnsiTheme="majorHAnsi" w:cstheme="majorBidi"/>
       <w:color w:val="000000" w:themeColor="text1"/>
@@ -1130,7 +1130,7 @@
     <w:link w:val="2"/>
     <w:uiPriority w:val="9"/>
     <w:semiHidden/>
-    <w:rsid w:val="00585DF0"/>
+    <w:rsid w:val="00736B32"/>
     <w:rPr>
       <w:rFonts w:asciiTheme="majorHAnsi" w:eastAsiaTheme="majorEastAsia" w:hAnsiTheme="majorHAnsi" w:cstheme="majorBidi"/>
       <w:color w:val="000000" w:themeColor="text1"/>
@@ -1144,7 +1144,7 @@
     <w:link w:val="3"/>
     <w:uiPriority w:val="9"/>
     <w:semiHidden/>
-    <w:rsid w:val="00585DF0"/>
+    <w:rsid w:val="00736B32"/>
     <w:rPr>
       <w:rFonts w:asciiTheme="majorHAnsi" w:eastAsiaTheme="majorEastAsia" w:hAnsiTheme="majorHAnsi" w:cstheme="majorBidi"/>
       <w:color w:val="000000" w:themeColor="text1"/>
@@ -1157,7 +1157,7 @@
     <w:link w:val="4"/>
     <w:uiPriority w:val="9"/>
     <w:semiHidden/>
-    <w:rsid w:val="00585DF0"/>
+    <w:rsid w:val="00736B32"/>
     <w:rPr>
       <w:rFonts w:asciiTheme="majorHAnsi" w:eastAsiaTheme="majorEastAsia" w:hAnsiTheme="majorHAnsi" w:cstheme="majorBidi"/>
       <w:color w:val="000000" w:themeColor="text1"/>
@@ -1169,7 +1169,7 @@
     <w:link w:val="5"/>
     <w:uiPriority w:val="9"/>
     <w:semiHidden/>
-    <w:rsid w:val="00585DF0"/>
+    <w:rsid w:val="00736B32"/>
     <w:rPr>
       <w:rFonts w:asciiTheme="majorHAnsi" w:eastAsiaTheme="majorEastAsia" w:hAnsiTheme="majorHAnsi" w:cstheme="majorBidi"/>
       <w:color w:val="000000" w:themeColor="text1"/>
@@ -1181,7 +1181,7 @@
     <w:link w:val="6"/>
     <w:uiPriority w:val="9"/>
     <w:semiHidden/>
-    <w:rsid w:val="00585DF0"/>
+    <w:rsid w:val="00736B32"/>
     <w:rPr>
       <w:rFonts w:asciiTheme="majorHAnsi" w:eastAsiaTheme="majorEastAsia" w:hAnsiTheme="majorHAnsi" w:cstheme="majorBidi"/>
       <w:color w:val="000000" w:themeColor="text1"/>
@@ -1193,7 +1193,7 @@
     <w:link w:val="7"/>
     <w:uiPriority w:val="9"/>
     <w:semiHidden/>
-    <w:rsid w:val="00585DF0"/>
+    <w:rsid w:val="00736B32"/>
     <w:rPr>
       <w:rFonts w:asciiTheme="majorHAnsi" w:eastAsiaTheme="majorEastAsia" w:hAnsiTheme="majorHAnsi" w:cstheme="majorBidi"/>
       <w:color w:val="000000" w:themeColor="text1"/>
@@ -1205,7 +1205,7 @@
     <w:link w:val="8"/>
     <w:uiPriority w:val="9"/>
     <w:semiHidden/>
-    <w:rsid w:val="00585DF0"/>
+    <w:rsid w:val="00736B32"/>
     <w:rPr>
       <w:rFonts w:asciiTheme="majorHAnsi" w:eastAsiaTheme="majorEastAsia" w:hAnsiTheme="majorHAnsi" w:cstheme="majorBidi"/>
       <w:color w:val="000000" w:themeColor="text1"/>
@@ -1217,7 +1217,7 @@
     <w:link w:val="9"/>
     <w:uiPriority w:val="9"/>
     <w:semiHidden/>
-    <w:rsid w:val="00585DF0"/>
+    <w:rsid w:val="00736B32"/>
     <w:rPr>
       <w:rFonts w:asciiTheme="majorHAnsi" w:eastAsiaTheme="majorEastAsia" w:hAnsiTheme="majorHAnsi" w:cstheme="majorBidi"/>
       <w:color w:val="000000" w:themeColor="text1"/>
@@ -1230,7 +1230,7 @@
     <w:link w:val="a4"/>
     <w:uiPriority w:val="10"/>
     <w:qFormat/>
-    <w:rsid w:val="00585DF0"/>
+    <w:rsid w:val="00736B32"/>
     <w:pPr>
       <w:spacing w:after="80"/>
       <w:contextualSpacing/>
@@ -1249,7 +1249,7 @@
     <w:basedOn w:val="a0"/>
     <w:link w:val="a3"/>
     <w:uiPriority w:val="10"/>
-    <w:rsid w:val="00585DF0"/>
+    <w:rsid w:val="00736B32"/>
     <w:rPr>
       <w:rFonts w:asciiTheme="majorHAnsi" w:eastAsiaTheme="majorEastAsia" w:hAnsiTheme="majorHAnsi" w:cstheme="majorBidi"/>
       <w:spacing w:val="-10"/>
@@ -1265,7 +1265,7 @@
     <w:link w:val="a6"/>
     <w:uiPriority w:val="11"/>
     <w:qFormat/>
-    <w:rsid w:val="00585DF0"/>
+    <w:rsid w:val="00736B32"/>
     <w:pPr>
       <w:numPr>
         <w:ilvl w:val="1"/>
@@ -1286,7 +1286,7 @@
     <w:basedOn w:val="a0"/>
     <w:link w:val="a5"/>
     <w:uiPriority w:val="11"/>
-    <w:rsid w:val="00585DF0"/>
+    <w:rsid w:val="00736B32"/>
     <w:rPr>
       <w:rFonts w:asciiTheme="majorHAnsi" w:eastAsiaTheme="majorEastAsia" w:hAnsiTheme="majorHAnsi" w:cstheme="majorBidi"/>
       <w:color w:val="595959" w:themeColor="text1" w:themeTint="A6"/>
@@ -1302,7 +1302,7 @@
     <w:link w:val="a8"/>
     <w:uiPriority w:val="29"/>
     <w:qFormat/>
-    <w:rsid w:val="00585DF0"/>
+    <w:rsid w:val="00736B32"/>
     <w:pPr>
       <w:spacing w:before="160" w:after="160"/>
       <w:jc w:val="center"/>
@@ -1318,7 +1318,7 @@
     <w:basedOn w:val="a0"/>
     <w:link w:val="a7"/>
     <w:uiPriority w:val="29"/>
-    <w:rsid w:val="00585DF0"/>
+    <w:rsid w:val="00736B32"/>
     <w:rPr>
       <w:i/>
       <w:iCs/>
@@ -1330,7 +1330,7 @@
     <w:basedOn w:val="a"/>
     <w:uiPriority w:val="34"/>
     <w:qFormat/>
-    <w:rsid w:val="00585DF0"/>
+    <w:rsid w:val="00736B32"/>
     <w:pPr>
       <w:ind w:left="720"/>
       <w:contextualSpacing/>
@@ -1341,7 +1341,7 @@
     <w:basedOn w:val="a0"/>
     <w:uiPriority w:val="21"/>
     <w:qFormat/>
-    <w:rsid w:val="00585DF0"/>
+    <w:rsid w:val="00736B32"/>
     <w:rPr>
       <w:i/>
       <w:iCs/>
@@ -1355,7 +1355,7 @@
     <w:link w:val="23"/>
     <w:uiPriority w:val="30"/>
     <w:qFormat/>
-    <w:rsid w:val="00585DF0"/>
+    <w:rsid w:val="00736B32"/>
     <w:pPr>
       <w:pBdr>
         <w:top w:val="single" w:sz="4" w:space="10" w:color="0F4761" w:themeColor="accent1" w:themeShade="BF"/>
@@ -1376,7 +1376,7 @@
     <w:basedOn w:val="a0"/>
     <w:link w:val="22"/>
     <w:uiPriority w:val="30"/>
-    <w:rsid w:val="00585DF0"/>
+    <w:rsid w:val="00736B32"/>
     <w:rPr>
       <w:i/>
       <w:iCs/>
@@ -1388,7 +1388,7 @@
     <w:basedOn w:val="a0"/>
     <w:uiPriority w:val="32"/>
     <w:qFormat/>
-    <w:rsid w:val="00585DF0"/>
+    <w:rsid w:val="00736B32"/>
     <w:rPr>
       <w:b/>
       <w:bCs/>
@@ -1404,7 +1404,7 @@
     <w:uiPriority w:val="99"/>
     <w:semiHidden/>
     <w:unhideWhenUsed/>
-    <w:rsid w:val="00585DF0"/>
+    <w:rsid w:val="00736B32"/>
     <w:pPr>
       <w:snapToGrid w:val="0"/>
     </w:pPr>
@@ -1415,7 +1415,7 @@
     <w:link w:val="aa"/>
     <w:uiPriority w:val="99"/>
     <w:semiHidden/>
-    <w:rsid w:val="00585DF0"/>
+    <w:rsid w:val="00736B32"/>
   </w:style>
   <w:style w:type="character" w:styleId="ac">
     <w:name w:val="footnote reference"/>
@@ -1423,7 +1423,7 @@
     <w:uiPriority w:val="99"/>
     <w:semiHidden/>
     <w:unhideWhenUsed/>
-    <w:rsid w:val="00585DF0"/>
+    <w:rsid w:val="00736B32"/>
     <w:rPr>
       <w:vertAlign w:val="superscript"/>
     </w:rPr>
@@ -1435,7 +1435,7 @@
     <w:uiPriority w:val="99"/>
     <w:semiHidden/>
     <w:unhideWhenUsed/>
-    <w:rsid w:val="00585DF0"/>
+    <w:rsid w:val="00736B32"/>
     <w:pPr>
       <w:snapToGrid w:val="0"/>
     </w:pPr>
@@ -1446,7 +1446,7 @@
     <w:link w:val="ad"/>
     <w:uiPriority w:val="99"/>
     <w:semiHidden/>
-    <w:rsid w:val="00585DF0"/>
+    <w:rsid w:val="00736B32"/>
   </w:style>
   <w:style w:type="character" w:styleId="af">
     <w:name w:val="endnote reference"/>
@@ -1454,7 +1454,7 @@
     <w:uiPriority w:val="99"/>
     <w:semiHidden/>
     <w:unhideWhenUsed/>
-    <w:rsid w:val="00585DF0"/>
+    <w:rsid w:val="00736B32"/>
     <w:rPr>
       <w:vertAlign w:val="superscript"/>
     </w:rPr>
@@ -1465,7 +1465,7 @@
     <w:uiPriority w:val="99"/>
     <w:semiHidden/>
     <w:unhideWhenUsed/>
-    <w:rsid w:val="00585DF0"/>
+    <w:rsid w:val="00736B32"/>
     <w:rPr>
       <w:sz w:val="18"/>
       <w:szCs w:val="18"/>
@@ -1478,7 +1478,7 @@
     <w:uiPriority w:val="99"/>
     <w:semiHidden/>
     <w:unhideWhenUsed/>
-    <w:rsid w:val="00585DF0"/>
+    <w:rsid w:val="00736B32"/>
   </w:style>
   <w:style w:type="character" w:customStyle="1" w:styleId="af2">
     <w:name w:val="コメント文字列 (文字)"/>
@@ -1486,7 +1486,7 @@
     <w:link w:val="af1"/>
     <w:uiPriority w:val="99"/>
     <w:semiHidden/>
-    <w:rsid w:val="00585DF0"/>
+    <w:rsid w:val="00736B32"/>
   </w:style>
   <w:style w:type="paragraph" w:styleId="af3">
     <w:name w:val="annotation subject"/>
@@ -1496,7 +1496,7 @@
     <w:uiPriority w:val="99"/>
     <w:semiHidden/>
     <w:unhideWhenUsed/>
-    <w:rsid w:val="00585DF0"/>
+    <w:rsid w:val="00736B32"/>
     <w:rPr>
       <w:b/>
       <w:bCs/>
@@ -1508,7 +1508,7 @@
     <w:link w:val="af3"/>
     <w:uiPriority w:val="99"/>
     <w:semiHidden/>
-    <w:rsid w:val="00585DF0"/>
+    <w:rsid w:val="00736B32"/>
     <w:rPr>
       <w:b/>
       <w:bCs/>
@@ -1519,7 +1519,7 @@
     <w:basedOn w:val="a0"/>
     <w:uiPriority w:val="99"/>
     <w:unhideWhenUsed/>
-    <w:rsid w:val="00585DF0"/>
+    <w:rsid w:val="00736B32"/>
     <w:rPr>
       <w:color w:val="467886" w:themeColor="hyperlink"/>
       <w:u w:val="single"/>
@@ -1531,7 +1531,7 @@
     <w:uiPriority w:val="99"/>
     <w:semiHidden/>
     <w:unhideWhenUsed/>
-    <w:rsid w:val="00585DF0"/>
+    <w:rsid w:val="00736B32"/>
     <w:rPr>
       <w:color w:val="605E5C"/>
       <w:shd w:val="clear" w:color="auto" w:fill="E1DFDD"/>
@@ -1543,7 +1543,7 @@
     <w:link w:val="af8"/>
     <w:uiPriority w:val="99"/>
     <w:unhideWhenUsed/>
-    <w:rsid w:val="00585DF0"/>
+    <w:rsid w:val="00736B32"/>
     <w:pPr>
       <w:tabs>
         <w:tab w:val="center" w:pos="4252"/>
@@ -1557,7 +1557,7 @@
     <w:basedOn w:val="a0"/>
     <w:link w:val="af7"/>
     <w:uiPriority w:val="99"/>
-    <w:rsid w:val="00585DF0"/>
+    <w:rsid w:val="00736B32"/>
   </w:style>
   <w:style w:type="paragraph" w:styleId="af9">
     <w:name w:val="footer"/>
@@ -1565,7 +1565,7 @@
     <w:link w:val="afa"/>
     <w:uiPriority w:val="99"/>
     <w:unhideWhenUsed/>
-    <w:rsid w:val="00585DF0"/>
+    <w:rsid w:val="00736B32"/>
     <w:pPr>
       <w:tabs>
         <w:tab w:val="center" w:pos="4252"/>
@@ -1579,7 +1579,7 @@
     <w:basedOn w:val="a0"/>
     <w:link w:val="af9"/>
     <w:uiPriority w:val="99"/>
-    <w:rsid w:val="00585DF0"/>
+    <w:rsid w:val="00736B32"/>
   </w:style>
 </w:styles>
 </file>
